--- a/Comparison between OLTP and OLAP.docx
+++ b/Comparison between OLTP and OLAP.docx
@@ -21,7 +21,7 @@
           <w:rFonts w:hint="default"/>
           <w:lang w:val="en-US"/>
         </w:rPr>
-        <w:t xml:space="preserve">      </w:t>
+        <w:t xml:space="preserve">      1.</w:t>
       </w:r>
       <w:r>
         <w:rPr>
@@ -486,6 +486,10 @@
             <w:insideH w:val="single" w:color="auto" w:sz="4" w:space="0"/>
             <w:insideV w:val="single" w:color="auto" w:sz="4" w:space="0"/>
           </w:tblBorders>
+          <w:tblCellMar>
+            <w:left w:w="108" w:type="dxa"/>
+            <w:right w:w="108" w:type="dxa"/>
+          </w:tblCellMar>
         </w:tblPrEx>
         <w:tc>
           <w:tcPr>
@@ -1047,6 +1051,10 @@
             <w:insideH w:val="single" w:color="auto" w:sz="4" w:space="0"/>
             <w:insideV w:val="single" w:color="auto" w:sz="4" w:space="0"/>
           </w:tblBorders>
+          <w:tblCellMar>
+            <w:left w:w="108" w:type="dxa"/>
+            <w:right w:w="108" w:type="dxa"/>
+          </w:tblCellMar>
         </w:tblPrEx>
         <w:tc>
           <w:tcPr>
@@ -1150,10 +1158,730 @@
         <w:spacing w:before="0" w:beforeAutospacing="1" w:after="0" w:afterAutospacing="1"/>
         <w:ind w:left="1080" w:leftChars="0"/>
       </w:pPr>
+    </w:p>
+    <w:p>
+      <w:pPr>
+        <w:pStyle w:val="6"/>
+        <w:keepNext w:val="0"/>
+        <w:keepLines w:val="0"/>
+        <w:widowControl/>
+        <w:suppressLineNumbers w:val="0"/>
+        <w:spacing w:before="0" w:beforeAutospacing="1" w:after="0" w:afterAutospacing="1"/>
+        <w:ind w:left="0" w:right="0"/>
+      </w:pPr>
+      <w:r>
+        <w:rPr>
+          <w:rFonts w:hint="default"/>
+          <w:b/>
+          <w:bCs/>
+          <w:lang w:val="en-US"/>
+        </w:rPr>
+        <w:t>2.</w:t>
+      </w:r>
+      <w:r>
+        <w:rPr>
+          <w:b/>
+          <w:bCs/>
+        </w:rPr>
+        <w:t>Online Transaction Processing (OLTP)</w:t>
+      </w:r>
+      <w:r>
+        <w:t xml:space="preserve"> and </w:t>
+      </w:r>
+      <w:r>
+        <w:rPr>
+          <w:b/>
+          <w:bCs/>
+        </w:rPr>
+        <w:t>Data Warehousing (OLAP)</w:t>
+      </w:r>
+      <w:r>
+        <w:t xml:space="preserve"> serve two fundamentally different roles in business data management.</w:t>
+      </w:r>
+    </w:p>
+    <w:p>
+      <w:pPr>
+        <w:pStyle w:val="6"/>
+        <w:keepNext w:val="0"/>
+        <w:keepLines w:val="0"/>
+        <w:widowControl/>
+        <w:suppressLineNumbers w:val="0"/>
+      </w:pPr>
+      <w:r>
+        <w:t xml:space="preserve">In simple terms: </w:t>
+      </w:r>
+      <w:r>
+        <w:rPr>
+          <w:b/>
+          <w:bCs/>
+        </w:rPr>
+        <w:t>Online Transactions</w:t>
+      </w:r>
+      <w:r>
+        <w:t xml:space="preserve"> capture the live operational data of day-to-day business, while a </w:t>
+      </w:r>
+      <w:r>
+        <w:rPr>
+          <w:b/>
+          <w:bCs/>
+        </w:rPr>
+        <w:t>Data Warehouse</w:t>
+      </w:r>
+      <w:r>
+        <w:t xml:space="preserve"> stores historical data collected from various systems to perform analysis and drive strategic business decisions.</w:t>
+      </w:r>
+    </w:p>
+    <w:p>
+      <w:pPr>
+        <w:pStyle w:val="6"/>
+        <w:keepNext w:val="0"/>
+        <w:keepLines w:val="0"/>
+        <w:widowControl/>
+        <w:suppressLineNumbers w:val="0"/>
+      </w:pPr>
+      <w:r>
+        <w:rPr>
+          <w:rFonts w:hint="eastAsia" w:ascii="SimSun" w:hAnsi="SimSun" w:eastAsia="SimSun" w:cs="SimSun"/>
+          <w:sz w:val="24"/>
+        </w:rPr>
+        <w:t xml:space="preserve"> </w:t>
+      </w:r>
+      <w:r>
+        <w:rPr>
+          <w:rFonts w:hint="default" w:ascii="SimSun" w:hAnsi="SimSun" w:eastAsia="SimSun" w:cs="SimSun"/>
+          <w:sz w:val="24"/>
+          <w:lang w:val="en-US"/>
+        </w:rPr>
+        <w:t xml:space="preserve">                 </w:t>
+      </w:r>
+      <w:r>
+        <w:rPr>
+          <w:rFonts w:hint="eastAsia" w:ascii="SimSun" w:hAnsi="SimSun" w:eastAsia="SimSun" w:cs="SimSun"/>
+          <w:sz w:val="24"/>
+        </w:rPr>
+        <w:t xml:space="preserve"> </w:t>
+      </w:r>
+      <w:r>
+        <w:rPr>
+          <w:b/>
+          <w:bCs/>
+        </w:rPr>
+        <w:t>1. Primary Purpose</w:t>
+      </w:r>
+      <w:r>
+        <w:rPr>
+          <w:rFonts w:hint="eastAsia" w:ascii="SimSun" w:hAnsi="SimSun" w:eastAsia="SimSun" w:cs="SimSun"/>
+          <w:sz w:val="24"/>
+        </w:rPr>
+        <w:t xml:space="preserve">  </w:t>
+      </w:r>
+    </w:p>
+    <w:p>
+      <w:pPr>
+        <w:pStyle w:val="6"/>
+        <w:keepNext w:val="0"/>
+        <w:keepLines w:val="0"/>
+        <w:widowControl/>
+        <w:suppressLineNumbers w:val="0"/>
+      </w:pPr>
+      <w:r>
+        <w:rPr>
+          <w:b/>
+          <w:bCs/>
+        </w:rPr>
+        <w:t>Online Transaction (OLTP):</w:t>
+      </w:r>
+      <w:r>
+        <w:t xml:space="preserve"> Designed to capture, manage, and process day-to-day real-time business operations.</w:t>
+      </w:r>
+    </w:p>
+    <w:p>
+      <w:pPr>
+        <w:pStyle w:val="6"/>
+        <w:keepNext w:val="0"/>
+        <w:keepLines w:val="0"/>
+        <w:widowControl/>
+        <w:suppressLineNumbers w:val="0"/>
+      </w:pPr>
+      <w:r>
+        <w:rPr>
+          <w:b/>
+          <w:bCs/>
+        </w:rPr>
+        <w:t>Data Warehousing:</w:t>
+      </w:r>
+      <w:r>
+        <w:t xml:space="preserve"> Designed to analyze consolidated historical data to support strategic planning, business intelligence, and decision-making.</w:t>
+      </w:r>
+    </w:p>
+    <w:p>
+      <w:pPr>
+        <w:pStyle w:val="6"/>
+        <w:keepNext w:val="0"/>
+        <w:keepLines w:val="0"/>
+        <w:widowControl/>
+        <w:suppressLineNumbers w:val="0"/>
+        <w:ind w:firstLine="1920" w:firstLineChars="800"/>
+      </w:pPr>
+      <w:r>
+        <w:rPr>
+          <w:rFonts w:hint="eastAsia" w:ascii="SimSun" w:hAnsi="SimSun" w:eastAsia="SimSun" w:cs="SimSun"/>
+          <w:sz w:val="24"/>
+        </w:rPr>
+        <w:t xml:space="preserve"> </w:t>
+      </w:r>
+      <w:r>
+        <w:rPr>
+          <w:b/>
+          <w:bCs/>
+        </w:rPr>
+        <w:t>2. Data Content</w:t>
+      </w:r>
+    </w:p>
+    <w:p>
+      <w:pPr>
+        <w:pStyle w:val="6"/>
+        <w:keepNext w:val="0"/>
+        <w:keepLines w:val="0"/>
+        <w:widowControl/>
+        <w:suppressLineNumbers w:val="0"/>
+      </w:pPr>
+      <w:r>
+        <w:rPr>
+          <w:b/>
+          <w:bCs/>
+        </w:rPr>
+        <w:t>Online Transaction:</w:t>
+      </w:r>
+      <w:r>
+        <w:t xml:space="preserve"> Stores current, highly detailed, and continuously updated operational data.</w:t>
+      </w:r>
+    </w:p>
+    <w:p>
+      <w:pPr>
+        <w:pStyle w:val="6"/>
+        <w:keepNext w:val="0"/>
+        <w:keepLines w:val="0"/>
+        <w:widowControl/>
+        <w:suppressLineNumbers w:val="0"/>
+      </w:pPr>
+      <w:r>
+        <w:rPr>
+          <w:b/>
+          <w:bCs/>
+        </w:rPr>
+        <w:t>Data Warehousing:</w:t>
+      </w:r>
+      <w:r>
+        <w:t xml:space="preserve"> Stores large volumes of historical, aggregated, and consolidated data collected over time from multiple sources.</w:t>
+      </w:r>
+    </w:p>
+    <w:p>
+      <w:pPr>
+        <w:keepNext w:val="0"/>
+        <w:keepLines w:val="0"/>
+        <w:widowControl/>
+        <w:numPr>
+          <w:numId w:val="0"/>
+        </w:numPr>
+        <w:suppressLineNumbers w:val="0"/>
+        <w:spacing w:before="0" w:beforeAutospacing="1" w:after="0" w:afterAutospacing="1"/>
+        <w:ind w:left="1080" w:leftChars="0"/>
+      </w:pPr>
+    </w:p>
+    <w:p>
+      <w:pPr>
+        <w:pStyle w:val="6"/>
+        <w:keepNext w:val="0"/>
+        <w:keepLines w:val="0"/>
+        <w:widowControl/>
+        <w:suppressLineNumbers w:val="0"/>
+        <w:ind w:firstLine="1800" w:firstLineChars="750"/>
+      </w:pPr>
+      <w:r>
+        <w:rPr>
+          <w:rFonts w:hint="eastAsia" w:ascii="SimSun" w:hAnsi="SimSun" w:eastAsia="SimSun" w:cs="SimSun"/>
+          <w:sz w:val="24"/>
+        </w:rPr>
+        <w:t xml:space="preserve"> </w:t>
+      </w:r>
+      <w:r>
+        <w:rPr>
+          <w:b/>
+          <w:bCs/>
+        </w:rPr>
+        <w:t>3. Type of Operations</w:t>
+      </w:r>
+    </w:p>
+    <w:p>
+      <w:pPr>
+        <w:keepNext w:val="0"/>
+        <w:keepLines w:val="0"/>
+        <w:widowControl/>
+        <w:numPr>
+          <w:numId w:val="0"/>
+        </w:numPr>
+        <w:suppressLineNumbers w:val="0"/>
+        <w:spacing w:before="0" w:beforeAutospacing="1" w:after="0" w:afterAutospacing="1"/>
+        <w:ind w:left="1080" w:leftChars="0"/>
+      </w:pPr>
+      <w:r>
+        <w:rPr>
+          <w:rFonts w:hint="eastAsia" w:ascii="SimSun" w:hAnsi="SimSun" w:eastAsia="SimSun" w:cs="SimSun"/>
+          <w:sz w:val="24"/>
+        </w:rPr>
+        <w:t xml:space="preserve">  </w:t>
+      </w:r>
+    </w:p>
+    <w:p>
+      <w:pPr>
+        <w:pStyle w:val="6"/>
+        <w:keepNext w:val="0"/>
+        <w:keepLines w:val="0"/>
+        <w:widowControl/>
+        <w:suppressLineNumbers w:val="0"/>
+      </w:pPr>
+      <w:r>
+        <w:rPr>
+          <w:b/>
+          <w:bCs/>
+        </w:rPr>
+        <w:t>Online Transaction:</w:t>
+      </w:r>
+      <w:r>
+        <w:t xml:space="preserve"> Focuses on fast, frequent read and write operations (Create, Read, Update, Delete — CRUD).</w:t>
+      </w:r>
+    </w:p>
+    <w:p>
+      <w:pPr>
+        <w:pStyle w:val="6"/>
+        <w:keepNext w:val="0"/>
+        <w:keepLines w:val="0"/>
+        <w:widowControl/>
+        <w:suppressLineNumbers w:val="0"/>
+      </w:pPr>
+      <w:r>
+        <w:rPr>
+          <w:b/>
+          <w:bCs/>
+        </w:rPr>
+        <w:t>Data Warehousing:</w:t>
+      </w:r>
+      <w:r>
+        <w:t xml:space="preserve"> Focuses primarily on complex, heavy read-only queries involving large calculations, aggregations, and joins.</w:t>
+      </w:r>
+    </w:p>
+    <w:p>
+      <w:pPr>
+        <w:keepNext w:val="0"/>
+        <w:keepLines w:val="0"/>
+        <w:widowControl/>
+        <w:numPr>
+          <w:numId w:val="0"/>
+        </w:numPr>
+        <w:suppressLineNumbers w:val="0"/>
+        <w:spacing w:before="0" w:beforeAutospacing="1" w:after="0" w:afterAutospacing="1"/>
+        <w:ind w:left="1080" w:leftChars="0"/>
+      </w:pPr>
+    </w:p>
+    <w:p>
+      <w:pPr>
+        <w:pStyle w:val="6"/>
+        <w:keepNext w:val="0"/>
+        <w:keepLines w:val="0"/>
+        <w:widowControl/>
+        <w:suppressLineNumbers w:val="0"/>
+        <w:ind w:firstLine="1800" w:firstLineChars="750"/>
+      </w:pPr>
+      <w:r>
+        <w:rPr>
+          <w:rFonts w:hint="eastAsia" w:ascii="SimSun" w:hAnsi="SimSun" w:eastAsia="SimSun" w:cs="SimSun"/>
+          <w:sz w:val="24"/>
+        </w:rPr>
+        <w:t xml:space="preserve"> </w:t>
+      </w:r>
+      <w:r>
+        <w:rPr>
+          <w:b/>
+          <w:bCs/>
+        </w:rPr>
+        <w:t>4. Target Users</w:t>
+      </w:r>
+    </w:p>
+    <w:p>
+      <w:pPr>
+        <w:pStyle w:val="6"/>
+        <w:keepNext w:val="0"/>
+        <w:keepLines w:val="0"/>
+        <w:widowControl/>
+        <w:suppressLineNumbers w:val="0"/>
+        <w:rPr>
+          <w:rFonts w:hint="default"/>
+          <w:lang w:val="en-US"/>
+        </w:rPr>
+      </w:pPr>
+      <w:r>
+        <w:rPr>
+          <w:b/>
+          <w:bCs/>
+        </w:rPr>
+        <w:t>Online Transaction:</w:t>
+      </w:r>
+      <w:r>
+        <w:t xml:space="preserve"> Used daily by front-line staff, clerks, cashiers, system administrators, and online customers.</w:t>
+      </w:r>
+    </w:p>
+    <w:p>
+      <w:pPr>
+        <w:pStyle w:val="6"/>
+        <w:keepNext w:val="0"/>
+        <w:keepLines w:val="0"/>
+        <w:widowControl/>
+        <w:suppressLineNumbers w:val="0"/>
+      </w:pPr>
+      <w:r>
+        <w:rPr>
+          <w:b/>
+          <w:bCs/>
+        </w:rPr>
+        <w:t>Data Warehousing:</w:t>
+      </w:r>
+      <w:r>
+        <w:t xml:space="preserve"> Used by data analysts, business managers, executives, and data scientists.</w:t>
+      </w:r>
+    </w:p>
+    <w:p>
+      <w:pPr>
+        <w:pStyle w:val="6"/>
+        <w:keepNext w:val="0"/>
+        <w:keepLines w:val="0"/>
+        <w:widowControl/>
+        <w:suppressLineNumbers w:val="0"/>
+      </w:pPr>
+      <w:r>
+        <w:rPr>
+          <w:rFonts w:hint="eastAsia" w:ascii="SimSun" w:hAnsi="SimSun" w:eastAsia="SimSun" w:cs="SimSun"/>
+          <w:sz w:val="24"/>
+        </w:rPr>
+        <w:t xml:space="preserve">  </w:t>
+      </w:r>
+      <w:r>
+        <w:rPr>
+          <w:rFonts w:hint="default" w:ascii="SimSun" w:hAnsi="SimSun" w:eastAsia="SimSun" w:cs="SimSun"/>
+          <w:sz w:val="24"/>
+          <w:lang w:val="en-US"/>
+        </w:rPr>
+        <w:t xml:space="preserve">             </w:t>
+      </w:r>
+      <w:r>
+        <w:rPr>
+          <w:b/>
+          <w:bCs/>
+        </w:rPr>
+        <w:t>5. Database Structure</w:t>
+      </w:r>
+      <w:r>
+        <w:rPr>
+          <w:rFonts w:hint="eastAsia" w:ascii="SimSun" w:hAnsi="SimSun" w:eastAsia="SimSun" w:cs="SimSun"/>
+          <w:sz w:val="24"/>
+        </w:rPr>
+        <w:t xml:space="preserve"> </w:t>
+      </w:r>
+    </w:p>
+    <w:p>
+      <w:pPr>
+        <w:pStyle w:val="6"/>
+        <w:keepNext w:val="0"/>
+        <w:keepLines w:val="0"/>
+        <w:widowControl/>
+        <w:suppressLineNumbers w:val="0"/>
+      </w:pPr>
+      <w:r>
+        <w:rPr>
+          <w:b/>
+          <w:bCs/>
+        </w:rPr>
+        <w:t>Online Transaction:</w:t>
+      </w:r>
+      <w:r>
+        <w:t xml:space="preserve"> Uses a </w:t>
+      </w:r>
+      <w:r>
+        <w:rPr>
+          <w:b/>
+          <w:bCs/>
+        </w:rPr>
+        <w:t>Normalized</w:t>
+      </w:r>
+      <w:r>
+        <w:t xml:space="preserve"> database schema to minimize data redundancy, save space, and ensure fast write operations.</w:t>
+      </w:r>
+    </w:p>
+    <w:p>
+      <w:pPr>
+        <w:pStyle w:val="6"/>
+        <w:keepNext w:val="0"/>
+        <w:keepLines w:val="0"/>
+        <w:widowControl/>
+        <w:suppressLineNumbers w:val="0"/>
+      </w:pPr>
+      <w:r>
+        <w:rPr>
+          <w:b/>
+          <w:bCs/>
+        </w:rPr>
+        <w:t>Data Warehousing:</w:t>
+      </w:r>
+      <w:r>
+        <w:t xml:space="preserve"> Uses a </w:t>
+      </w:r>
+      <w:r>
+        <w:rPr>
+          <w:b/>
+          <w:bCs/>
+        </w:rPr>
+        <w:t>Denormalized</w:t>
+      </w:r>
+      <w:r>
+        <w:t xml:space="preserve"> schema (such as Star or Snowflake schemas) to optimize fast multi-dimensional querying and analysis.</w:t>
+      </w:r>
+    </w:p>
+    <w:p>
+      <w:pPr>
+        <w:pStyle w:val="6"/>
+        <w:keepNext w:val="0"/>
+        <w:keepLines w:val="0"/>
+        <w:widowControl/>
+        <w:suppressLineNumbers w:val="0"/>
+      </w:pPr>
+      <w:r>
+        <w:rPr>
+          <w:rFonts w:hint="eastAsia" w:ascii="SimSun" w:hAnsi="SimSun" w:eastAsia="SimSun" w:cs="SimSun"/>
+          <w:sz w:val="28"/>
+          <w:szCs w:val="28"/>
+        </w:rPr>
+        <w:t xml:space="preserve"> </w:t>
+      </w:r>
+      <w:r>
+        <w:rPr>
+          <w:rFonts w:hint="default" w:ascii="SimSun" w:hAnsi="SimSun" w:eastAsia="SimSun" w:cs="SimSun"/>
+          <w:sz w:val="28"/>
+          <w:szCs w:val="28"/>
+          <w:lang w:val="en-US"/>
+        </w:rPr>
+        <w:t xml:space="preserve">       </w:t>
+      </w:r>
+      <w:r>
+        <w:rPr>
+          <w:b/>
+          <w:bCs/>
+          <w:sz w:val="28"/>
+          <w:szCs w:val="28"/>
+        </w:rPr>
+        <w:t>6. Processing Speed &amp; Volume</w:t>
+      </w:r>
+      <w:r>
+        <w:rPr>
+          <w:rFonts w:hint="eastAsia" w:ascii="SimSun" w:hAnsi="SimSun" w:eastAsia="SimSun" w:cs="SimSun"/>
+          <w:sz w:val="24"/>
+        </w:rPr>
+        <w:t xml:space="preserve"> </w:t>
+      </w:r>
+    </w:p>
+    <w:p>
+      <w:pPr>
+        <w:pStyle w:val="6"/>
+        <w:keepNext w:val="0"/>
+        <w:keepLines w:val="0"/>
+        <w:widowControl/>
+        <w:suppressLineNumbers w:val="0"/>
+      </w:pPr>
+      <w:r>
+        <w:rPr>
+          <w:b/>
+          <w:bCs/>
+        </w:rPr>
+        <w:t>Online Transaction:</w:t>
+      </w:r>
+      <w:r>
+        <w:t xml:space="preserve"> Handles millions of short, fast transactions daily with response times measured in milliseconds.</w:t>
+      </w:r>
+    </w:p>
+    <w:p>
+      <w:pPr>
+        <w:pStyle w:val="6"/>
+        <w:keepNext w:val="0"/>
+        <w:keepLines w:val="0"/>
+        <w:widowControl/>
+        <w:suppressLineNumbers w:val="0"/>
+      </w:pPr>
+      <w:r>
+        <w:rPr>
+          <w:b/>
+          <w:bCs/>
+        </w:rPr>
+        <w:t>Data Warehousing:</w:t>
+      </w:r>
+      <w:r>
+        <w:t xml:space="preserve"> Processes massive datasets per query, which may take seconds to minutes depending on the analysis complexity.</w:t>
+      </w:r>
+    </w:p>
+    <w:p>
+      <w:pPr>
+        <w:pStyle w:val="6"/>
+        <w:keepNext w:val="0"/>
+        <w:keepLines w:val="0"/>
+        <w:widowControl/>
+        <w:suppressLineNumbers w:val="0"/>
+      </w:pPr>
+    </w:p>
+    <w:p>
+      <w:pPr>
+        <w:pStyle w:val="6"/>
+        <w:keepNext w:val="0"/>
+        <w:keepLines w:val="0"/>
+        <w:widowControl/>
+        <w:suppressLineNumbers w:val="0"/>
+      </w:pPr>
+    </w:p>
+    <w:p>
+      <w:pPr>
+        <w:pStyle w:val="6"/>
+        <w:keepNext w:val="0"/>
+        <w:keepLines w:val="0"/>
+        <w:widowControl/>
+        <w:suppressLineNumbers w:val="0"/>
+      </w:pPr>
+    </w:p>
+    <w:p>
+      <w:pPr>
+        <w:pStyle w:val="6"/>
+        <w:keepNext w:val="0"/>
+        <w:keepLines w:val="0"/>
+        <w:widowControl/>
+        <w:suppressLineNumbers w:val="0"/>
+      </w:pPr>
+    </w:p>
+    <w:p>
+      <w:pPr>
+        <w:pStyle w:val="6"/>
+        <w:keepNext w:val="0"/>
+        <w:keepLines w:val="0"/>
+        <w:widowControl/>
+        <w:suppressLineNumbers w:val="0"/>
+      </w:pPr>
+    </w:p>
+    <w:p>
+      <w:pPr>
+        <w:pStyle w:val="6"/>
+        <w:keepNext w:val="0"/>
+        <w:keepLines w:val="0"/>
+        <w:widowControl/>
+        <w:suppressLineNumbers w:val="0"/>
+      </w:pPr>
+    </w:p>
+    <w:p>
+      <w:pPr>
+        <w:pStyle w:val="6"/>
+        <w:keepNext w:val="0"/>
+        <w:keepLines w:val="0"/>
+        <w:widowControl/>
+        <w:suppressLineNumbers w:val="0"/>
+      </w:pPr>
+    </w:p>
+    <w:p>
+      <w:pPr>
+        <w:pStyle w:val="6"/>
+        <w:keepNext w:val="0"/>
+        <w:keepLines w:val="0"/>
+        <w:widowControl/>
+        <w:suppressLineNumbers w:val="0"/>
+        <w:rPr>
+          <w:rFonts w:hint="default"/>
+          <w:lang w:val="en-US"/>
+        </w:rPr>
+      </w:pPr>
+      <w:r>
+        <w:rPr>
+          <w:rFonts w:hint="default"/>
+          <w:lang w:val="en-US"/>
+        </w:rPr>
+        <w:t xml:space="preserve">                                                              NAME </w:t>
+      </w:r>
+      <w:r>
+        <w:rPr>
+          <w:rFonts w:hint="default"/>
+          <w:b/>
+          <w:bCs/>
+          <w:lang w:val="en-US"/>
+        </w:rPr>
+        <w:t>…………</w:t>
+      </w:r>
+      <w:r>
+        <w:rPr>
+          <w:rFonts w:hint="default"/>
+          <w:lang w:val="en-US"/>
+        </w:rPr>
+        <w:t>HIRUT   TESEMA</w:t>
+      </w:r>
+    </w:p>
+    <w:p>
+      <w:pPr>
+        <w:pStyle w:val="6"/>
+        <w:keepNext w:val="0"/>
+        <w:keepLines w:val="0"/>
+        <w:widowControl/>
+        <w:suppressLineNumbers w:val="0"/>
+        <w:rPr>
+          <w:rFonts w:hint="default"/>
+          <w:lang w:val="en-US"/>
+        </w:rPr>
+      </w:pPr>
+      <w:r>
+        <w:rPr>
+          <w:rFonts w:hint="default"/>
+          <w:lang w:val="en-US"/>
+        </w:rPr>
+        <w:t xml:space="preserve">                                                               ID NO</w:t>
+      </w:r>
+      <w:r>
+        <w:rPr>
+          <w:rFonts w:hint="default"/>
+          <w:b/>
+          <w:bCs/>
+          <w:lang w:val="en-US"/>
+        </w:rPr>
+        <w:t>…………0210/16</w:t>
+      </w:r>
       <w:bookmarkStart w:id="0" w:name="_GoBack"/>
       <w:bookmarkEnd w:id="0"/>
     </w:p>
-    <w:p/>
+    <w:p>
+      <w:pPr>
+        <w:keepNext w:val="0"/>
+        <w:keepLines w:val="0"/>
+        <w:widowControl/>
+        <w:numPr>
+          <w:numId w:val="0"/>
+        </w:numPr>
+        <w:suppressLineNumbers w:val="0"/>
+        <w:spacing w:before="0" w:beforeAutospacing="1" w:after="0" w:afterAutospacing="1"/>
+        <w:ind w:left="1080" w:leftChars="0"/>
+      </w:pPr>
+    </w:p>
+    <w:p>
+      <w:pPr>
+        <w:pStyle w:val="6"/>
+        <w:keepNext w:val="0"/>
+        <w:keepLines w:val="0"/>
+        <w:widowControl/>
+        <w:suppressLineNumbers w:val="0"/>
+        <w:rPr>
+          <w:rFonts w:hint="default"/>
+          <w:lang w:val="en-US"/>
+        </w:rPr>
+      </w:pPr>
+    </w:p>
     <w:sectPr>
       <w:pgSz w:w="11906" w:h="16838"/>
       <w:pgMar w:top="1440" w:right="1800" w:bottom="1440" w:left="1800" w:header="720" w:footer="720" w:gutter="0"/>
